--- a/docs/client-presentations/09_Proposition-Sophia-Kanouni-BSP37.docx
+++ b/docs/client-presentations/09_Proposition-Sophia-Kanouni-BSP37.docx
@@ -35,7 +35,7 @@
         <w:rPr>
           <w:color w:val="666666"/>
         </w:rPr>
-        <w:t>Refonte du site web, gestion Meta Ads pour le film solaire et système IA Claude + Obsidian.</w:t>
+        <w:t>Système IA Claude + Obsidian et refonte + maintenance du site web bsp37.com.</w:t>
       </w:r>
     </w:p>
     <w:tbl>
@@ -110,7 +110,7 @@
               <w:rPr>
                 <w:sz w:val="20"/>
               </w:rPr>
-              <w:t>22 mai 2026</w:t>
+              <w:t>23 mai 2026</w:t>
             </w:r>
           </w:p>
         </w:tc>
@@ -231,7 +231,7 @@
         <w:spacing w:after="280"/>
       </w:pPr>
       <w:r>
-        <w:t>BSP 37 est un groupement familial actif dans l'artisanat du bâtiment depuis 1989. L'objectif de cet accompagnement est triple : moderniser la présence digitale de l'entreprise, ouvrir un canal d'acquisition qualifié pour l'activité d'installation de film solaire via Meta Ads, et doter Sophia d'un outil IA privé (Claude + Obsidian) pour centraliser et exploiter la connaissance opérationnelle de l'entreprise au quotidien.</w:t>
+        <w:t>BSP 37 est un groupement familial actif dans l'artisanat du bâtiment depuis 1989. L'objectif de cet accompagnement est double : moderniser la présence digitale de l'entreprise avec une refonte complète du site web bsp37.com, et doter Sophia d'un outil IA privé (Claude + Obsidian) pour centraliser et exploiter la connaissance opérationnelle de BSP 37 au quotidien.</w:t>
       </w:r>
     </w:p>
     <w:p>
@@ -368,92 +368,6 @@
     </w:p>
     <w:p>
       <w:pPr>
-        <w:spacing w:before="200" w:after="120"/>
-      </w:pPr>
-      <w:r>
-        <w:rPr>
-          <w:rFonts w:ascii="Syne" w:hAnsi="Syne"/>
-          <w:b/>
-          <w:color w:val="000000"/>
-          <w:sz w:val="24"/>
-        </w:rPr>
-        <w:t>Meta Ads — Film solaire</w:t>
-      </w:r>
-    </w:p>
-    <w:p>
-      <w:pPr>
-        <w:spacing w:after="40"/>
-        <w:ind w:left="283"/>
-      </w:pPr>
-      <w:r>
-        <w:t>•  Création et configuration du compte Meta Ads (Facebook / Instagram).</w:t>
-      </w:r>
-    </w:p>
-    <w:p>
-      <w:pPr>
-        <w:spacing w:after="40"/>
-        <w:ind w:left="283"/>
-      </w:pPr>
-      <w:r>
-        <w:t>•  Définition de la cible locale : zone géographique, audiences et ciblages d'intérêt.</w:t>
-      </w:r>
-    </w:p>
-    <w:p>
-      <w:pPr>
-        <w:spacing w:after="40"/>
-        <w:ind w:left="283"/>
-      </w:pPr>
-      <w:r>
-        <w:t>•  Création d'une landing page dédiée à la génération de leads film solaire.</w:t>
-      </w:r>
-    </w:p>
-    <w:p>
-      <w:pPr>
-        <w:spacing w:after="40"/>
-        <w:ind w:left="283"/>
-      </w:pPr>
-      <w:r>
-        <w:t>•  Gestion mensuelle des campagnes : optimisation des budgets, tests visuels, reporting mensuel.</w:t>
-      </w:r>
-    </w:p>
-    <w:p>
-      <w:pPr>
-        <w:spacing w:after="40"/>
-        <w:ind w:left="283"/>
-      </w:pPr>
-      <w:r>
-        <w:t>•  Production de vidéos pour les campagnes : 150 € HT / vidéo (court format Reels / Stories).</w:t>
-      </w:r>
-    </w:p>
-    <w:p>
-      <w:pPr>
-        <w:spacing w:after="40"/>
-        <w:ind w:left="283"/>
-      </w:pPr>
-      <w:r>
-        <w:t>•  Mise en place du suivi des leads : formulaire dédié + tableau de bord partagé.</w:t>
-      </w:r>
-    </w:p>
-    <w:p>
-      <w:pPr>
-        <w:spacing w:after="40"/>
-        <w:ind w:left="283"/>
-      </w:pPr>
-      <w:r>
-        <w:t>•  Commission de 2 % HT sur les devis signés issus directement des leads Meta Ads (traçabilité UTM + déclaration mensuelle).</w:t>
-      </w:r>
-    </w:p>
-    <w:p>
-      <w:pPr>
-        <w:spacing w:after="40"/>
-        <w:ind w:left="283"/>
-      </w:pPr>
-      <w:r>
-        <w:t>•  Note : le budget publicitaire Meta est distinct des frais de gestion — recommandation de départ : 200–400 € / mois.</w:t>
-      </w:r>
-    </w:p>
-    <w:p>
-      <w:pPr>
         <w:spacing w:before="280" w:after="160"/>
       </w:pPr>
       <w:r>
@@ -477,7 +391,7 @@
         <w:t xml:space="preserve">Semaine 1  </w:t>
       </w:r>
       <w:r>
-        <w:t>Installation Claude + Obsidian, audit du site Wix existant et brief Meta Ads.</w:t>
+        <w:t>Installation Claude + Obsidian et audit du site Wix existant.</w:t>
       </w:r>
     </w:p>
     <w:p>
@@ -505,7 +419,7 @@
         <w:t xml:space="preserve">Semaine 4  </w:t>
       </w:r>
       <w:r>
-        <w:t>Mise en ligne du site, lancement des campagnes Meta Ads et landing page film solaire.</w:t>
+        <w:t>Mise en ligne du site et formation à la maintenance.</w:t>
       </w:r>
     </w:p>
     <w:p>
@@ -519,7 +433,7 @@
         <w:t xml:space="preserve">Mois 2+  </w:t>
       </w:r>
       <w:r>
-        <w:t>Gestion mensuelle Meta Ads, production vidéos, optimisations, reporting et évolution du site.</w:t>
+        <w:t>Maintenance mensuelle du site : mises à jour, corrections, suivi SEO et reporting.</w:t>
       </w:r>
     </w:p>
     <w:p>
@@ -595,7 +509,7 @@
                 <w:b/>
                 <w:sz w:val="19"/>
               </w:rPr>
-              <w:t>Forfait mensuel — Site web + Meta Ads</w:t>
+              <w:t>Forfait mensuel — Site web</w:t>
             </w:r>
           </w:p>
         </w:tc>
@@ -608,67 +522,7 @@
               <w:rPr>
                 <w:sz w:val="20"/>
               </w:rPr>
-              <w:t>245 € HT / mois pendant 12 mois (150 € site + 95 € Meta Ads)</w:t>
-            </w:r>
-          </w:p>
-        </w:tc>
-      </w:tr>
-      <w:tr>
-        <w:tc>
-          <w:tcPr>
-            <w:tcW w:type="dxa" w:w="4600"/>
-            <w:shd w:val="clear" w:color="auto" w:fill="F5F5F2"/>
-          </w:tcPr>
-          <w:p>
-            <w:r>
-              <w:rPr>
-                <w:b/>
-                <w:sz w:val="19"/>
-              </w:rPr>
-              <w:t>Production vidéo</w:t>
-            </w:r>
-          </w:p>
-        </w:tc>
-        <w:tc>
-          <w:tcPr>
-            <w:tcW w:type="dxa" w:w="8360"/>
-            <w:shd w:val="clear" w:color="auto" w:fill="F5F5F2"/>
-          </w:tcPr>
-          <w:p>
-            <w:r>
-              <w:rPr>
-                <w:sz w:val="20"/>
-              </w:rPr>
-              <w:t>150 € HT / vidéo (hors forfait, sur demande)</w:t>
-            </w:r>
-          </w:p>
-        </w:tc>
-      </w:tr>
-      <w:tr>
-        <w:tc>
-          <w:tcPr>
-            <w:tcW w:type="dxa" w:w="4600"/>
-          </w:tcPr>
-          <w:p>
-            <w:r>
-              <w:rPr>
-                <w:b/>
-                <w:sz w:val="19"/>
-              </w:rPr>
-              <w:t>Commission performance Meta Ads</w:t>
-            </w:r>
-          </w:p>
-        </w:tc>
-        <w:tc>
-          <w:tcPr>
-            <w:tcW w:type="dxa" w:w="8360"/>
-          </w:tcPr>
-          <w:p>
-            <w:r>
-              <w:rPr>
-                <w:sz w:val="20"/>
-              </w:rPr>
-              <w:t>2 % HT sur les devis signés issus des leads Meta Ads</w:t>
+              <w:t>150 € HT / mois pendant 12 mois</w:t>
             </w:r>
           </w:p>
         </w:tc>
@@ -836,16 +690,7 @@
         <w:ind w:left="283"/>
       </w:pPr>
       <w:r>
-        <w:t>•  Budgets publicitaires (Meta Ads, Google Ads, etc.) — vous gardez la maîtrise du débit ;</w:t>
-      </w:r>
-    </w:p>
-    <w:p>
-      <w:pPr>
-        <w:spacing w:after="40"/>
-        <w:ind w:left="283"/>
-      </w:pPr>
-      <w:r>
-        <w:t>•  Abonnements aux outils tiers utilisés pour votre compte (hébergeur, nom de domaine, outils marketing) ;</w:t>
+        <w:t>•  Abonnements aux outils tiers utilisés pour votre compte (hébergeur, nom de domaine, etc.) ;</w:t>
       </w:r>
     </w:p>
     <w:p>
@@ -903,15 +748,6 @@
       </w:pPr>
       <w:r>
         <w:t>•  Fournir les accès au site Wix pour l'audit et le brief de refonte.</w:t>
-      </w:r>
-    </w:p>
-    <w:p>
-      <w:pPr>
-        <w:spacing w:after="40"/>
-        <w:ind w:left="283"/>
-      </w:pPr>
-      <w:r>
-        <w:t>•  Confirmer le budget publicitaire Meta Ads mensuel.</w:t>
       </w:r>
     </w:p>
     <w:p>
@@ -1035,7 +871,7 @@
         <w:rPr>
           <w:b/>
         </w:rPr>
-        <w:t>Modalité retenue : ☐ Forfait mensuel 12 mois ([245 € HT/mois] + [500 € HT setup unique]).</w:t>
+        <w:t>Modalité retenue : ☑ Setup IA (500 € HT) + Forfait mensuel 12 mois ([150 € HT/mois]).</w:t>
       </w:r>
     </w:p>
     <w:p>
@@ -1046,7 +882,7 @@
         <w:rPr>
           <w:b/>
         </w:rPr>
-        <w:t>Mention manuscrite obligatoire : « Lu et approuvé — Bon pour accord et commande ferme — Prix : [Total TTC] € — Modalité : [forfait mensuel 12 mois] ».</w:t>
+        <w:t>Mention manuscrite obligatoire : « Lu et approuvé — Bon pour accord et commande ferme — Prix : [Total TTC] € — Modalité : [setup IA + forfait mensuel 12 mois] ».</w:t>
       </w:r>
     </w:p>
     <w:tbl>
@@ -1192,13 +1028,84 @@
       </w:tr>
     </w:tbl>
     <w:sectPr>
+      <w:headerReference w:type="default" r:id="rId9"/>
+      <w:footerReference w:type="default" r:id="rId10"/>
       <w:pgSz w:w="12240" w:h="15840"/>
-      <w:pgMar w:top="1440" w:right="1584" w:bottom="1440" w:left="1584" w:header="720" w:footer="720" w:gutter="0"/>
+      <w:pgMar w:top="1296" w:right="1584" w:bottom="1296" w:left="1584" w:header="720" w:footer="720" w:gutter="0"/>
       <w:cols w:space="720"/>
       <w:docGrid w:linePitch="360"/>
     </w:sectPr>
   </w:body>
 </w:document>
+</file>
+
+<file path=word/footer1.xml><?xml version="1.0" encoding="utf-8"?>
+<w:ftr xmlns:m="http://schemas.openxmlformats.org/officeDocument/2006/math" xmlns:mc="http://schemas.openxmlformats.org/markup-compatibility/2006" xmlns:mo="http://schemas.microsoft.com/office/mac/office/2008/main" xmlns:mv="urn:schemas-microsoft-com:mac:vml" xmlns:o="urn:schemas-microsoft-com:office:office" xmlns:r="http://schemas.openxmlformats.org/officeDocument/2006/relationships" xmlns:v="urn:schemas-microsoft-com:vml" xmlns:w10="urn:schemas-microsoft-com:office:word" xmlns:w14="http://schemas.microsoft.com/office/word/2010/wordml" xmlns:w="http://schemas.openxmlformats.org/wordprocessingml/2006/main" xmlns:wne="http://schemas.microsoft.com/office/word/2006/wordml" xmlns:wp14="http://schemas.microsoft.com/office/word/2010/wordprocessingDrawing" xmlns:wp="http://schemas.openxmlformats.org/drawingml/2006/wordprocessingDrawing" xmlns:wpc="http://schemas.microsoft.com/office/word/2010/wordprocessingCanvas" xmlns:wpg="http://schemas.microsoft.com/office/word/2010/wordprocessingGroup" xmlns:wpi="http://schemas.microsoft.com/office/word/2010/wordprocessingInk" xmlns:wps="http://schemas.microsoft.com/office/word/2010/wordprocessingShape" mc:Ignorable="w14 wp14">
+  <w:p>
+    <w:pPr>
+      <w:pStyle w:val="Footer"/>
+    </w:pPr>
+    <w:r>
+      <w:rPr>
+        <w:color w:val="999999"/>
+        <w:sz w:val="16"/>
+      </w:rPr>
+      <w:t>Lucid-Lab · SAS au capital de 999 € · RCS Paris 104 672 050 · TVA FR 02 104 672 050 · info@lucid-lab.fr · lucid-lab.fr</w:t>
+    </w:r>
+  </w:p>
+</w:ftr>
+</file>
+
+<file path=word/header1.xml><?xml version="1.0" encoding="utf-8"?>
+<w:hdr xmlns:m="http://schemas.openxmlformats.org/officeDocument/2006/math" xmlns:mc="http://schemas.openxmlformats.org/markup-compatibility/2006" xmlns:mo="http://schemas.microsoft.com/office/mac/office/2008/main" xmlns:mv="urn:schemas-microsoft-com:mac:vml" xmlns:o="urn:schemas-microsoft-com:office:office" xmlns:r="http://schemas.openxmlformats.org/officeDocument/2006/relationships" xmlns:v="urn:schemas-microsoft-com:vml" xmlns:w10="urn:schemas-microsoft-com:office:word" xmlns:w14="http://schemas.microsoft.com/office/word/2010/wordml" xmlns:w="http://schemas.openxmlformats.org/wordprocessingml/2006/main" xmlns:wne="http://schemas.microsoft.com/office/word/2006/wordml" xmlns:wp14="http://schemas.microsoft.com/office/word/2010/wordprocessingDrawing" xmlns:wp="http://schemas.openxmlformats.org/drawingml/2006/wordprocessingDrawing" xmlns:wpc="http://schemas.microsoft.com/office/word/2010/wordprocessingCanvas" xmlns:wpg="http://schemas.microsoft.com/office/word/2010/wordprocessingGroup" xmlns:wpi="http://schemas.microsoft.com/office/word/2010/wordprocessingInk" xmlns:wps="http://schemas.microsoft.com/office/word/2010/wordprocessingShape" mc:Ignorable="w14 wp14">
+  <w:p>
+    <w:pPr>
+      <w:pStyle w:val="Header"/>
+      <w:jc w:val="left"/>
+    </w:pPr>
+    <w:r>
+      <w:drawing>
+        <wp:inline xmlns:a="http://schemas.openxmlformats.org/drawingml/2006/main" xmlns:pic="http://schemas.openxmlformats.org/drawingml/2006/picture">
+          <wp:extent cx="266700" cy="266700"/>
+          <wp:docPr id="1" name="Picture 1"/>
+          <wp:cNvGraphicFramePr>
+            <a:graphicFrameLocks noChangeAspect="1"/>
+          </wp:cNvGraphicFramePr>
+          <a:graphic>
+            <a:graphicData uri="http://schemas.openxmlformats.org/drawingml/2006/picture">
+              <pic:pic>
+                <pic:nvPicPr>
+                  <pic:cNvPr id="0" name="logo.png"/>
+                  <pic:cNvPicPr/>
+                </pic:nvPicPr>
+                <pic:blipFill>
+                  <a:blip r:embed="rId1"/>
+                  <a:stretch>
+                    <a:fillRect/>
+                  </a:stretch>
+                </pic:blipFill>
+                <pic:spPr>
+                  <a:xfrm>
+                    <a:off x="0" y="0"/>
+                    <a:ext cx="266700" cy="266700"/>
+                  </a:xfrm>
+                  <a:prstGeom prst="rect"/>
+                </pic:spPr>
+              </pic:pic>
+            </a:graphicData>
+          </a:graphic>
+        </wp:inline>
+      </w:drawing>
+    </w:r>
+    <w:r>
+      <w:rPr>
+        <w:color w:val="666666"/>
+        <w:sz w:val="17"/>
+      </w:rPr>
+      <w:t xml:space="preserve">    Lucid-Lab    Proposition d'accompagnement — BSP 37</w:t>
+    </w:r>
+  </w:p>
+</w:hdr>
 </file>
 
 <file path=word/numbering.xml><?xml version="1.0" encoding="utf-8"?>

--- a/docs/client-presentations/09_Proposition-Sophia-Kanouni-BSP37.docx
+++ b/docs/client-presentations/09_Proposition-Sophia-Kanouni-BSP37.docx
@@ -35,7 +35,7 @@
         <w:rPr>
           <w:color w:val="666666"/>
         </w:rPr>
-        <w:t>Système IA Claude + Obsidian et refonte + maintenance du site web bsp37.com.</w:t>
+        <w:t>Refonte + maintenance du site web bsp37.com et gestion Meta Ads à partir du 1er septembre 2026.</w:t>
       </w:r>
     </w:p>
     <w:tbl>
@@ -231,7 +231,7 @@
         <w:spacing w:after="280"/>
       </w:pPr>
       <w:r>
-        <w:t>BSP 37 est un groupement familial actif dans l'artisanat du bâtiment depuis 1989. L'objectif de cet accompagnement est double : moderniser la présence digitale de l'entreprise avec une refonte complète du site web bsp37.com, et doter Sophia d'un outil IA privé (Claude + Obsidian) pour centraliser et exploiter la connaissance opérationnelle de BSP 37 au quotidien.</w:t>
+        <w:t>BSP 37 est un groupement familial actif dans l'artisanat du bâtiment depuis 1989. L'objectif de cet accompagnement est double : moderniser la présence digitale de l'entreprise avec une refonte complète du site web bsp37.com, puis ouvrir un canal d'acquisition pour l'activité film solaire via Meta Ads à partir du 1er septembre 2026.</w:t>
       </w:r>
     </w:p>
     <w:p>
@@ -246,65 +246,6 @@
           <w:sz w:val="30"/>
         </w:rPr>
         <w:t>Périmètre</w:t>
-      </w:r>
-    </w:p>
-    <w:p>
-      <w:pPr>
-        <w:spacing w:before="200" w:after="120"/>
-      </w:pPr>
-      <w:r>
-        <w:rPr>
-          <w:rFonts w:ascii="Syne" w:hAnsi="Syne"/>
-          <w:b/>
-          <w:color w:val="000000"/>
-          <w:sz w:val="24"/>
-        </w:rPr>
-        <w:t>Système IA — Claude + Obsidian (installation unique)</w:t>
-      </w:r>
-    </w:p>
-    <w:p>
-      <w:pPr>
-        <w:spacing w:after="40"/>
-        <w:ind w:left="283"/>
-      </w:pPr>
-      <w:r>
-        <w:t>•  Installation et configuration d'Obsidian + Claude sur votre machine.</w:t>
-      </w:r>
-    </w:p>
-    <w:p>
-      <w:pPr>
-        <w:spacing w:after="40"/>
-        <w:ind w:left="283"/>
-      </w:pPr>
-      <w:r>
-        <w:t>•  Création d'un vault BSP 37 dédié : processus, fournisseurs, catalogue, réalisations, suivi clients.</w:t>
-      </w:r>
-    </w:p>
-    <w:p>
-      <w:pPr>
-        <w:spacing w:after="40"/>
-        <w:ind w:left="283"/>
-      </w:pPr>
-      <w:r>
-        <w:t>•  Configuration des sources approuvées et session d'ingestion initiale.</w:t>
-      </w:r>
-    </w:p>
-    <w:p>
-      <w:pPr>
-        <w:spacing w:after="40"/>
-        <w:ind w:left="283"/>
-      </w:pPr>
-      <w:r>
-        <w:t>•  Formation à la routine hebdomadaire d'utilisation.</w:t>
-      </w:r>
-    </w:p>
-    <w:p>
-      <w:pPr>
-        <w:spacing w:after="40"/>
-        <w:ind w:left="283"/>
-      </w:pPr>
-      <w:r>
-        <w:t>•  Remise du guide d'installation et du guide d'utilisation Lucid-Lab.</w:t>
       </w:r>
     </w:p>
     <w:p>
@@ -368,6 +309,74 @@
     </w:p>
     <w:p>
       <w:pPr>
+        <w:spacing w:before="200" w:after="120"/>
+      </w:pPr>
+      <w:r>
+        <w:rPr>
+          <w:rFonts w:ascii="Syne" w:hAnsi="Syne"/>
+          <w:b/>
+          <w:color w:val="000000"/>
+          <w:sz w:val="24"/>
+        </w:rPr>
+        <w:t>Meta Ads — Film solaire (à partir du 1er septembre 2026)</w:t>
+      </w:r>
+    </w:p>
+    <w:p>
+      <w:pPr>
+        <w:spacing w:after="40"/>
+        <w:ind w:left="283"/>
+      </w:pPr>
+      <w:r>
+        <w:t>•  Création et configuration du compte Meta Ads Facebook / Instagram.</w:t>
+      </w:r>
+    </w:p>
+    <w:p>
+      <w:pPr>
+        <w:spacing w:after="40"/>
+        <w:ind w:left="283"/>
+      </w:pPr>
+      <w:r>
+        <w:t>•  Définition de la cible locale : zone géographique, audiences et centres d'intérêt.</w:t>
+      </w:r>
+    </w:p>
+    <w:p>
+      <w:pPr>
+        <w:spacing w:after="40"/>
+        <w:ind w:left="283"/>
+      </w:pPr>
+      <w:r>
+        <w:t>•  Création de deux publicités Meta Ads pour le lancement : 250 € HT en frais unique.</w:t>
+      </w:r>
+    </w:p>
+    <w:p>
+      <w:pPr>
+        <w:spacing w:after="40"/>
+        <w:ind w:left="283"/>
+      </w:pPr>
+      <w:r>
+        <w:t>•  Gestion mensuelle des campagnes : optimisation, tests visuels, reporting mensuel.</w:t>
+      </w:r>
+    </w:p>
+    <w:p>
+      <w:pPr>
+        <w:spacing w:after="40"/>
+        <w:ind w:left="283"/>
+      </w:pPr>
+      <w:r>
+        <w:t>•  Mise en place d'un suivi des leads : formulaire dédié, traçabilité et tableau de bord partagé.</w:t>
+      </w:r>
+    </w:p>
+    <w:p>
+      <w:pPr>
+        <w:spacing w:after="40"/>
+        <w:ind w:left="283"/>
+      </w:pPr>
+      <w:r>
+        <w:t>•  Budget publicitaire Meta non inclus, réglé directement par Sophia auprès de Meta.</w:t>
+      </w:r>
+    </w:p>
+    <w:p>
+      <w:pPr>
         <w:spacing w:before="280" w:after="160"/>
       </w:pPr>
       <w:r>
@@ -391,7 +400,7 @@
         <w:t xml:space="preserve">Semaine 1  </w:t>
       </w:r>
       <w:r>
-        <w:t>Installation Claude + Obsidian et audit du site Wix existant.</w:t>
+        <w:t>Audit du site Wix existant, cadrage du nouveau site et préparation du brief Meta Ads.</w:t>
       </w:r>
     </w:p>
     <w:p>
@@ -419,7 +428,7 @@
         <w:t xml:space="preserve">Semaine 4  </w:t>
       </w:r>
       <w:r>
-        <w:t>Mise en ligne du site et formation à la maintenance.</w:t>
+        <w:t>Mise en ligne du site et validation du parcours de génération de leads film solaire.</w:t>
       </w:r>
     </w:p>
     <w:p>
@@ -430,10 +439,10 @@
         <w:rPr>
           <w:b/>
         </w:rPr>
-        <w:t xml:space="preserve">Mois 2+  </w:t>
+        <w:t xml:space="preserve">À partir du 1er septembre 2026  </w:t>
       </w:r>
       <w:r>
-        <w:t>Maintenance mensuelle du site : mises à jour, corrections, suivi SEO et reporting.</w:t>
+        <w:t>Création des deux publicités, lancement et gestion mensuelle des campagnes Meta Ads.</w:t>
       </w:r>
     </w:p>
     <w:p>
@@ -479,7 +488,7 @@
                 <w:b/>
                 <w:sz w:val="19"/>
               </w:rPr>
-              <w:t>Setup — IA Claude + Obsidian</w:t>
+              <w:t>Forfait mensuel — Site web</w:t>
             </w:r>
           </w:p>
         </w:tc>
@@ -493,7 +502,7 @@
               <w:rPr>
                 <w:sz w:val="20"/>
               </w:rPr>
-              <w:t>500 € HT (installation unique)</w:t>
+              <w:t>150 € HT / mois</w:t>
             </w:r>
           </w:p>
         </w:tc>
@@ -509,7 +518,7 @@
                 <w:b/>
                 <w:sz w:val="19"/>
               </w:rPr>
-              <w:t>Forfait mensuel — Site web</w:t>
+              <w:t>Gestion Meta Ads</w:t>
             </w:r>
           </w:p>
         </w:tc>
@@ -522,7 +531,67 @@
               <w:rPr>
                 <w:sz w:val="20"/>
               </w:rPr>
-              <w:t>150 € HT / mois pendant 12 mois</w:t>
+              <w:t>100 € HT / mois à partir du 1er septembre 2026</w:t>
+            </w:r>
+          </w:p>
+        </w:tc>
+      </w:tr>
+      <w:tr>
+        <w:tc>
+          <w:tcPr>
+            <w:tcW w:type="dxa" w:w="4600"/>
+            <w:shd w:val="clear" w:color="auto" w:fill="F5F5F2"/>
+          </w:tcPr>
+          <w:p>
+            <w:r>
+              <w:rPr>
+                <w:b/>
+                <w:sz w:val="19"/>
+              </w:rPr>
+              <w:t>Forfait mensuel total</w:t>
+            </w:r>
+          </w:p>
+        </w:tc>
+        <w:tc>
+          <w:tcPr>
+            <w:tcW w:type="dxa" w:w="8360"/>
+            <w:shd w:val="clear" w:color="auto" w:fill="F5F5F2"/>
+          </w:tcPr>
+          <w:p>
+            <w:r>
+              <w:rPr>
+                <w:sz w:val="20"/>
+              </w:rPr>
+              <w:t>250 € HT / mois à partir du 1er septembre 2026 (site web + gestion Meta Ads)</w:t>
+            </w:r>
+          </w:p>
+        </w:tc>
+      </w:tr>
+      <w:tr>
+        <w:tc>
+          <w:tcPr>
+            <w:tcW w:type="dxa" w:w="4600"/>
+          </w:tcPr>
+          <w:p>
+            <w:r>
+              <w:rPr>
+                <w:b/>
+                <w:sz w:val="19"/>
+              </w:rPr>
+              <w:t>Création de 2 publicités</w:t>
+            </w:r>
+          </w:p>
+        </w:tc>
+        <w:tc>
+          <w:tcPr>
+            <w:tcW w:type="dxa" w:w="8360"/>
+          </w:tcPr>
+          <w:p>
+            <w:r>
+              <w:rPr>
+                <w:sz w:val="20"/>
+              </w:rPr>
+              <w:t>250 € HT en frais unique</w:t>
             </w:r>
           </w:p>
         </w:tc>
@@ -681,7 +750,7 @@
         <w:ind w:left="283"/>
       </w:pPr>
       <w:r>
-        <w:t>•  Consommations des services d'IA (jetons OpenAI, Anthropic, appels d'API, crédits de traitement) ;</w:t>
+        <w:t>•  Budget publicitaire Meta Ads, réglé directement par Sophia auprès de Meta ;</w:t>
       </w:r>
     </w:p>
     <w:p>
@@ -738,7 +807,7 @@
         <w:ind w:left="283"/>
       </w:pPr>
       <w:r>
-        <w:t>•  Confirmer la date de démarrage et le rendez-vous d'installation Claude + Obsidian.</w:t>
+        <w:t>•  Confirmer la date de démarrage du site et le lancement Meta Ads au 1er septembre 2026.</w:t>
       </w:r>
     </w:p>
     <w:p>
@@ -747,7 +816,16 @@
         <w:ind w:left="283"/>
       </w:pPr>
       <w:r>
-        <w:t>•  Fournir les accès au site Wix pour l'audit et le brief de refonte.</w:t>
+        <w:t>•  Fournir les accès au site Wix, au domaine bsp37.com et au compte Meta Business.</w:t>
+      </w:r>
+    </w:p>
+    <w:p>
+      <w:pPr>
+        <w:spacing w:after="40"/>
+        <w:ind w:left="283"/>
+      </w:pPr>
+      <w:r>
+        <w:t>•  Valider le budget publicitaire Meta Ads mensuel, distinct des frais de gestion Lucid-Lab.</w:t>
       </w:r>
     </w:p>
     <w:p>
@@ -778,7 +856,7 @@
         <w:spacing w:after="80"/>
       </w:pPr>
       <w:r>
-        <w:t>Démarrage des Prestations : après signature du Bon de Commande accompagnant la présente Proposition et réception effective du premier paiement (setup IA + mensualité 1) sur le compte bancaire de Lucid-Lab (IBAN FR76 1732 8844 0043 2662 8862 178 — BIC SWNBFR22).</w:t>
+        <w:t>Démarrage des Prestations : après signature du Bon de Commande accompagnant la présente Proposition et réception effective du premier paiement sur le compte bancaire de Lucid-Lab (IBAN FR76 1732 8844 0043 2662 8862 178 — BIC SWNBFR22).</w:t>
       </w:r>
     </w:p>
     <w:p>
@@ -871,7 +949,7 @@
         <w:rPr>
           <w:b/>
         </w:rPr>
-        <w:t>Modalité retenue : ☑ Setup IA (500 € HT) + Forfait mensuel 12 mois ([150 € HT/mois]).</w:t>
+        <w:t>Modalité retenue : ☑ Forfait mensuel site + gestion Meta Ads à 250 € HT/mois à partir du 1er septembre 2026 + frais unique de 250 € HT pour deux publicités Meta Ads.</w:t>
       </w:r>
     </w:p>
     <w:p>
@@ -882,7 +960,7 @@
         <w:rPr>
           <w:b/>
         </w:rPr>
-        <w:t>Mention manuscrite obligatoire : « Lu et approuvé — Bon pour accord et commande ferme — Prix : [Total TTC] € — Modalité : [setup IA + forfait mensuel 12 mois] ».</w:t>
+        <w:t>Mention manuscrite obligatoire : « Lu et approuvé — Bon pour accord et commande ferme — Prix : [Total TTC] € — Modalité : [forfait mensuel site + gestion Meta Ads + frais unique deux publicités] ».</w:t>
       </w:r>
     </w:p>
     <w:tbl>
@@ -1066,7 +1144,7 @@
     <w:r>
       <w:drawing>
         <wp:inline xmlns:a="http://schemas.openxmlformats.org/drawingml/2006/main" xmlns:pic="http://schemas.openxmlformats.org/drawingml/2006/picture">
-          <wp:extent cx="266700" cy="266700"/>
+          <wp:extent cx="266700" cy="308257"/>
           <wp:docPr id="1" name="Picture 1"/>
           <wp:cNvGraphicFramePr>
             <a:graphicFrameLocks noChangeAspect="1"/>
@@ -1087,7 +1165,7 @@
                 <pic:spPr>
                   <a:xfrm>
                     <a:off x="0" y="0"/>
-                    <a:ext cx="266700" cy="266700"/>
+                    <a:ext cx="266700" cy="308257"/>
                   </a:xfrm>
                   <a:prstGeom prst="rect"/>
                 </pic:spPr>
